--- a/CSC 392 my role in the hostel access system.docx
+++ b/CSC 392 my role in the hostel access system.docx
@@ -31,7 +31,7 @@
         <w:rPr>
           <w:rFonts w:eastAsia="Times New Roman"/>
         </w:rPr>
-        <w:t>FACULTY OF INFORMATION SCIENCE</w:t>
+        <w:t>FACULTY OF  SCIENCE</w:t>
       </w:r>
     </w:p>
     <w:p>
@@ -51,7 +51,19 @@
         <w:rPr>
           <w:rFonts w:eastAsia="Times New Roman"/>
         </w:rPr>
-        <w:t xml:space="preserve">CSC object </w:t>
+        <w:t xml:space="preserve">CSC </w:t>
+      </w:r>
+      <w:r>
+        <w:rPr>
+          <w:rFonts w:eastAsia="Times New Roman"/>
+        </w:rPr>
+        <w:t>392</w:t>
+      </w:r>
+      <w:r>
+        <w:rPr>
+          <w:rFonts w:eastAsia="Times New Roman"/>
+        </w:rPr>
+        <w:t xml:space="preserve"> </w:t>
       </w:r>
     </w:p>
     <w:p>
@@ -65,7 +77,25 @@
         <w:rPr>
           <w:rFonts w:eastAsia="Times New Roman"/>
         </w:rPr>
-        <w:t xml:space="preserve">ASSIGNMENT: </w:t>
+        <w:t>ASSIGNMENT:</w:t>
+      </w:r>
+      <w:r>
+        <w:rPr>
+          <w:rFonts w:eastAsia="Times New Roman"/>
+        </w:rPr>
+        <w:t xml:space="preserve"> </w:t>
+      </w:r>
+      <w:r>
+        <w:rPr>
+          <w:rFonts w:eastAsia="Times New Roman"/>
+        </w:rPr>
+        <w:t xml:space="preserve">The role I play as </w:t>
+      </w:r>
+      <w:r>
+        <w:rPr>
+          <w:rFonts w:eastAsia="Times New Roman"/>
+        </w:rPr>
+        <w:t xml:space="preserve">a designer in the campus access system </w:t>
       </w:r>
     </w:p>
     <w:p>
